--- a/acts-sermons/docx/37_2027-06-27_하나님의말씀은흥왕하여더하더라_행12장18-25절.docx
+++ b/acts-sermons/docx/37_2027-06-27_하나님의말씀은흥왕하여더하더라_행12장18-25절.docx
@@ -343,33 +343,33 @@
           <w:sz w:val="24"/>
           <w:szCs w:val="24"/>
         </w:rPr>
-        <w:t xml:space="preserve">에스더서에 하만이라는 인물이 나옵니다. 그는 바사 제국 아하수에로 왕 아래에서 모든 대신 위에 오른 권력자였습니다. 왕궁 문에 있는 모든 신하가 그에게 꿇어 절했습니다. 그러나 유다 사람 모르드개만은 절하지 않았습니다. 이에 분노한 하만은 모르드개 한 사람만이 아니라 바사 제국 전역의 유다 민족을 모두 죽이려는 계획을 세웠습니다. 제비를 뽑아 날짜까지 정하고, 왕의 조서까지 받아 냈습니다.</w:t>
-      </w:r>
-    </w:p>
-    <w:p>
-      <w:pPr>
-        <w:spacing w:after="160" w:line="360"/>
-      </w:pPr>
-      <w:r>
-        <w:rPr>
-          <w:rFonts w:ascii="맑은 고딕" w:cs="맑은 고딕" w:eastAsia="맑은 고딕" w:hAnsi="맑은 고딕"/>
-          <w:sz w:val="24"/>
-          <w:szCs w:val="24"/>
-        </w:rPr>
-        <w:t xml:space="preserve">하만은 모르드개를 매달려고 자기 집에 높이 오십 규빗의 나무를 세웠습니다. 모든 것이 그의 뜻대로 되는 것처럼 보였습니다. 그런데 그날 밤 왕이 잠을 이루지 못해 역대 일기를 읽다가 모르드개가 왕을 죽이려던 음모를 고발한 기록을 발견했습니다. 그리고 에스더의 간청을 통해 하만의 계략이 드러났습니다.</w:t>
-      </w:r>
-    </w:p>
-    <w:p>
-      <w:pPr>
-        <w:spacing w:after="160" w:line="360"/>
-      </w:pPr>
-      <w:r>
-        <w:rPr>
-          <w:rFonts w:ascii="맑은 고딕" w:cs="맑은 고딕" w:eastAsia="맑은 고딕" w:hAnsi="맑은 고딕"/>
-          <w:sz w:val="24"/>
-          <w:szCs w:val="24"/>
-        </w:rPr>
-        <w:t xml:space="preserve">결국 하만은 자기가 모르드개를 위해 세운 바로 그 나무에 매달렸습니다. 유다 민족은 멸망하지 않고 오히려 구원을 얻었습니다. 에스더서에는 하나님의 이름이 한 번도 나오지 않지만, 모든 장면 뒤에서 하나님의 손이 일하고 계셨습니다. 하나님의 백성을 대적한 권력은 결국 자기가 판 함정에 빠졌습니다.</w:t>
+        <w:t xml:space="preserve">열왕기하 11장에 아달랴라는 여인이 나옵니다. 그는 아합 집안 출신으로 유다 왕 아하시야의 어머니였습니다. 아들 아하시야가 죽자 아달랴는 일어나 왕의 씨를 모두 진멸하고 스스로 유다의 왕좌에 올랐습니다. 다윗의 왕통이 끊어질 위기였습니다. 다윗의 자손으로 메시아를 보내시겠다는 하나님의 약속이 한 권력자의 칼 앞에서 사라지는 것처럼 보였습니다.</w:t>
+      </w:r>
+    </w:p>
+    <w:p>
+      <w:pPr>
+        <w:spacing w:after="160" w:line="360"/>
+      </w:pPr>
+      <w:r>
+        <w:rPr>
+          <w:rFonts w:ascii="맑은 고딕" w:cs="맑은 고딕" w:eastAsia="맑은 고딕" w:hAnsi="맑은 고딕"/>
+          <w:sz w:val="24"/>
+          <w:szCs w:val="24"/>
+        </w:rPr>
+        <w:t xml:space="preserve">그러나 아하시야의 누이 여호세바가 죽임을 당하는 왕자들 가운데서 아하시야의 아들 요아스를 몰래 빼내어 유모와 함께 숨겼습니다. 아이는 여호와의 성전에서 육 년 동안 숨어 지냈습니다. 일곱째 해에 제사장 여호야다가 호위병들을 세우고 일곱 살 요아스를 왕으로 세워 기름을 부었습니다. 무리가 박수하며 왕이여 만세 하고 외쳤고, 아달랴는 결국 죽임을 당했습니다.</w:t>
+      </w:r>
+    </w:p>
+    <w:p>
+      <w:pPr>
+        <w:spacing w:after="160" w:line="360"/>
+      </w:pPr>
+      <w:r>
+        <w:rPr>
+          <w:rFonts w:ascii="맑은 고딕" w:cs="맑은 고딕" w:eastAsia="맑은 고딕" w:hAnsi="맑은 고딕"/>
+          <w:sz w:val="24"/>
+          <w:szCs w:val="24"/>
+        </w:rPr>
+        <w:t xml:space="preserve">아달랴는 모든 것을 손에 쥔 것처럼 보였습니다. 그러나 그 육 년 동안 하나님은 바로 그녀의 코앞, 성전 안에서 다윗의 등불을 지키고 계셨습니다. 권력자는 하나님의 약속을 끊으려 했지만, 하나님은 숨겨진 한 아이를 통해 약속을 이어 가셨습니다. 하나님의 백성을 대적한 권력은 결국 무너졌습니다. 교회를 대적하는 헤롯의 칼도 마찬가지입니다. 그것이 아무리 커 보여도 하나님의 손 안에 있습니다.</w:t>
       </w:r>
     </w:p>
     <w:p>
